--- a/files/【石基支付】商户入网资料.docx
+++ b/files/【石基支付】商户入网资料.docx
@@ -5,6 +5,9 @@
     <w:p>
       <w:pPr>
         <w:pStyle w:val="1"/>
+        <w:rPr>
+          <w:rFonts w:hint="eastAsia"/>
+        </w:rPr>
       </w:pPr>
       <w:r>
         <w:rPr>
@@ -52,8 +55,8 @@
         <w:tblLook w:val="04A0" w:firstRow="1" w:lastRow="0" w:firstColumn="1" w:lastColumn="0" w:noHBand="0" w:noVBand="1"/>
       </w:tblPr>
       <w:tblGrid>
-        <w:gridCol w:w="3004"/>
-        <w:gridCol w:w="5292"/>
+        <w:gridCol w:w="2263"/>
+        <w:gridCol w:w="6033"/>
       </w:tblGrid>
       <w:tr>
         <w:trPr>
@@ -61,7 +64,7 @@
         </w:trPr>
         <w:tc>
           <w:tcPr>
-            <w:tcW w:w="8520" w:type="dxa"/>
+            <w:tcW w:w="8296" w:type="dxa"/>
             <w:gridSpan w:val="2"/>
             <w:vAlign w:val="center"/>
           </w:tcPr>
@@ -92,30 +95,44 @@
         </w:trPr>
         <w:tc>
           <w:tcPr>
-            <w:tcW w:w="3073" w:type="dxa"/>
+            <w:tcW w:w="2263" w:type="dxa"/>
             <w:vAlign w:val="center"/>
           </w:tcPr>
           <w:p>
             <w:pPr>
               <w:spacing w:line="560" w:lineRule="exact"/>
-              <w:jc w:val="center"/>
-              <w:rPr>
-                <w:rFonts w:ascii="微软雅黑" w:eastAsia="微软雅黑" w:hAnsi="微软雅黑" w:cstheme="minorEastAsia" w:hint="eastAsia"/>
-                <w:szCs w:val="21"/>
-              </w:rPr>
-            </w:pPr>
-            <w:r>
-              <w:rPr>
-                <w:rFonts w:ascii="微软雅黑" w:eastAsia="微软雅黑" w:hAnsi="微软雅黑" w:cstheme="minorEastAsia" w:hint="eastAsia"/>
-                <w:szCs w:val="21"/>
-              </w:rPr>
-              <w:t>*商户名称（中文）</w:t>
-            </w:r>
-          </w:p>
-        </w:tc>
-        <w:tc>
-          <w:tcPr>
-            <w:tcW w:w="5447" w:type="dxa"/>
+              <w:jc w:val="left"/>
+              <w:rPr>
+                <w:rFonts w:ascii="微软雅黑" w:eastAsia="微软雅黑" w:hAnsi="微软雅黑" w:cstheme="minorEastAsia" w:hint="eastAsia"/>
+                <w:szCs w:val="21"/>
+              </w:rPr>
+            </w:pPr>
+            <w:r>
+              <w:rPr>
+                <w:rFonts w:ascii="微软雅黑" w:eastAsia="微软雅黑" w:hAnsi="微软雅黑" w:cstheme="minorEastAsia" w:hint="eastAsia"/>
+                <w:szCs w:val="21"/>
+              </w:rPr>
+              <w:t>*</w:t>
+            </w:r>
+            <w:r>
+              <w:rPr>
+                <w:rFonts w:ascii="微软雅黑" w:eastAsia="微软雅黑" w:hAnsi="微软雅黑" w:cstheme="minorEastAsia" w:hint="eastAsia"/>
+                <w:szCs w:val="21"/>
+              </w:rPr>
+              <w:t xml:space="preserve"> </w:t>
+            </w:r>
+            <w:r>
+              <w:rPr>
+                <w:rFonts w:ascii="微软雅黑" w:eastAsia="微软雅黑" w:hAnsi="微软雅黑" w:cstheme="minorEastAsia" w:hint="eastAsia"/>
+                <w:szCs w:val="21"/>
+              </w:rPr>
+              <w:t>商户名称（中文）</w:t>
+            </w:r>
+          </w:p>
+        </w:tc>
+        <w:tc>
+          <w:tcPr>
+            <w:tcW w:w="6033" w:type="dxa"/>
             <w:vAlign w:val="center"/>
           </w:tcPr>
           <w:p>
@@ -144,24 +161,38 @@
         </w:trPr>
         <w:tc>
           <w:tcPr>
-            <w:tcW w:w="3073" w:type="dxa"/>
+            <w:tcW w:w="2263" w:type="dxa"/>
             <w:vAlign w:val="center"/>
           </w:tcPr>
           <w:p>
             <w:pPr>
               <w:spacing w:line="560" w:lineRule="exact"/>
-              <w:jc w:val="center"/>
-              <w:rPr>
-                <w:rFonts w:ascii="微软雅黑" w:eastAsia="微软雅黑" w:hAnsi="微软雅黑" w:cstheme="minorEastAsia" w:hint="eastAsia"/>
-                <w:szCs w:val="21"/>
-              </w:rPr>
-            </w:pPr>
-            <w:r>
-              <w:rPr>
-                <w:rFonts w:ascii="微软雅黑" w:eastAsia="微软雅黑" w:hAnsi="微软雅黑" w:cstheme="minorEastAsia" w:hint="eastAsia"/>
-                <w:szCs w:val="21"/>
-              </w:rPr>
-              <w:t>*商户简称（中文）</w:t>
+              <w:jc w:val="left"/>
+              <w:rPr>
+                <w:rFonts w:ascii="微软雅黑" w:eastAsia="微软雅黑" w:hAnsi="微软雅黑" w:cstheme="minorEastAsia" w:hint="eastAsia"/>
+                <w:szCs w:val="21"/>
+              </w:rPr>
+            </w:pPr>
+            <w:r>
+              <w:rPr>
+                <w:rFonts w:ascii="微软雅黑" w:eastAsia="微软雅黑" w:hAnsi="微软雅黑" w:cstheme="minorEastAsia" w:hint="eastAsia"/>
+                <w:szCs w:val="21"/>
+              </w:rPr>
+              <w:t>*</w:t>
+            </w:r>
+            <w:r>
+              <w:rPr>
+                <w:rFonts w:ascii="微软雅黑" w:eastAsia="微软雅黑" w:hAnsi="微软雅黑" w:cstheme="minorEastAsia" w:hint="eastAsia"/>
+                <w:szCs w:val="21"/>
+              </w:rPr>
+              <w:t xml:space="preserve"> </w:t>
+            </w:r>
+            <w:r>
+              <w:rPr>
+                <w:rFonts w:ascii="微软雅黑" w:eastAsia="微软雅黑" w:hAnsi="微软雅黑" w:cstheme="minorEastAsia" w:hint="eastAsia"/>
+                <w:szCs w:val="21"/>
+              </w:rPr>
+              <w:t>商户简称（中文）</w:t>
             </w:r>
           </w:p>
         </w:tc>
@@ -183,7 +214,7 @@
           <w:sdtContent>
             <w:tc>
               <w:tcPr>
-                <w:tcW w:w="5447" w:type="dxa"/>
+                <w:tcW w:w="6033" w:type="dxa"/>
                 <w:vAlign w:val="center"/>
               </w:tcPr>
               <w:p>
@@ -214,7 +245,44 @@
         </w:trPr>
         <w:tc>
           <w:tcPr>
-            <w:tcW w:w="3073" w:type="dxa"/>
+            <w:tcW w:w="2263" w:type="dxa"/>
+            <w:vAlign w:val="center"/>
+          </w:tcPr>
+          <w:p>
+            <w:pPr>
+              <w:spacing w:line="560" w:lineRule="exact"/>
+              <w:jc w:val="left"/>
+              <w:rPr>
+                <w:rFonts w:ascii="微软雅黑" w:eastAsia="微软雅黑" w:hAnsi="微软雅黑" w:cstheme="minorEastAsia" w:hint="eastAsia"/>
+                <w:szCs w:val="21"/>
+              </w:rPr>
+            </w:pPr>
+            <w:r>
+              <w:rPr>
+                <w:rFonts w:ascii="微软雅黑" w:eastAsia="微软雅黑" w:hAnsi="微软雅黑" w:cstheme="minorEastAsia" w:hint="eastAsia"/>
+                <w:szCs w:val="21"/>
+              </w:rPr>
+              <w:t>*</w:t>
+            </w:r>
+            <w:r>
+              <w:rPr>
+                <w:rFonts w:ascii="微软雅黑" w:eastAsia="微软雅黑" w:hAnsi="微软雅黑" w:cstheme="minorEastAsia" w:hint="eastAsia"/>
+                <w:szCs w:val="21"/>
+              </w:rPr>
+              <w:t xml:space="preserve"> </w:t>
+            </w:r>
+            <w:r>
+              <w:rPr>
+                <w:rFonts w:ascii="微软雅黑" w:eastAsia="微软雅黑" w:hAnsi="微软雅黑" w:cstheme="minorEastAsia" w:hint="eastAsia"/>
+                <w:szCs w:val="21"/>
+              </w:rPr>
+              <w:t>商户联系电话</w:t>
+            </w:r>
+          </w:p>
+        </w:tc>
+        <w:tc>
+          <w:tcPr>
+            <w:tcW w:w="6033" w:type="dxa"/>
             <w:vAlign w:val="center"/>
           </w:tcPr>
           <w:p>
@@ -228,16 +296,75 @@
             </w:pPr>
             <w:r>
               <w:rPr>
-                <w:rFonts w:ascii="微软雅黑" w:eastAsia="微软雅黑" w:hAnsi="微软雅黑" w:cstheme="minorEastAsia" w:hint="eastAsia"/>
-                <w:szCs w:val="21"/>
-              </w:rPr>
-              <w:t>*商户名称（英文）</w:t>
-            </w:r>
-          </w:p>
-        </w:tc>
-        <w:tc>
-          <w:tcPr>
-            <w:tcW w:w="5447" w:type="dxa"/>
+                <w:rFonts w:ascii="微软雅黑" w:eastAsia="微软雅黑" w:hAnsi="微软雅黑" w:hint="eastAsia"/>
+                <w:color w:val="808080"/>
+                <w:szCs w:val="21"/>
+              </w:rPr>
+              <w:t>此处展示在账单界</w:t>
+            </w:r>
+            <w:commentRangeStart w:id="2"/>
+            <w:commentRangeEnd w:id="2"/>
+            <w:r>
+              <w:rPr>
+                <w:rFonts w:ascii="微软雅黑" w:eastAsia="微软雅黑" w:hAnsi="微软雅黑"/>
+              </w:rPr>
+              <w:commentReference w:id="2"/>
+            </w:r>
+            <w:r>
+              <w:rPr>
+                <w:rFonts w:ascii="微软雅黑" w:eastAsia="微软雅黑" w:hAnsi="微软雅黑" w:hint="eastAsia"/>
+                <w:color w:val="808080"/>
+                <w:szCs w:val="21"/>
+              </w:rPr>
+              <w:t>面</w:t>
+            </w:r>
+          </w:p>
+        </w:tc>
+      </w:tr>
+      <w:tr>
+        <w:trPr>
+          <w:trHeight w:val="90"/>
+        </w:trPr>
+        <w:tc>
+          <w:tcPr>
+            <w:tcW w:w="2263" w:type="dxa"/>
+            <w:vAlign w:val="center"/>
+          </w:tcPr>
+          <w:p>
+            <w:pPr>
+              <w:spacing w:line="560" w:lineRule="exact"/>
+              <w:jc w:val="left"/>
+              <w:rPr>
+                <w:rFonts w:ascii="微软雅黑" w:eastAsia="微软雅黑" w:hAnsi="微软雅黑" w:cstheme="minorEastAsia" w:hint="eastAsia"/>
+                <w:szCs w:val="21"/>
+              </w:rPr>
+            </w:pPr>
+            <w:r>
+              <w:rPr>
+                <w:rFonts w:ascii="微软雅黑" w:eastAsia="微软雅黑" w:hAnsi="微软雅黑" w:cstheme="minorEastAsia" w:hint="eastAsia"/>
+                <w:szCs w:val="21"/>
+              </w:rPr>
+              <w:t>*</w:t>
+            </w:r>
+            <w:r>
+              <w:rPr>
+                <w:rFonts w:ascii="微软雅黑" w:eastAsia="微软雅黑" w:hAnsi="微软雅黑" w:cstheme="minorEastAsia" w:hint="eastAsia"/>
+                <w:szCs w:val="21"/>
+              </w:rPr>
+              <w:t xml:space="preserve"> </w:t>
+            </w:r>
+            <w:r>
+              <w:rPr>
+                <w:rFonts w:ascii="微软雅黑" w:eastAsia="微软雅黑" w:hAnsi="微软雅黑" w:cstheme="minorEastAsia" w:hint="eastAsia"/>
+                <w:szCs w:val="21"/>
+              </w:rPr>
+              <w:t>法定代表人手机号</w:t>
+            </w:r>
+          </w:p>
+        </w:tc>
+        <w:tc>
+          <w:tcPr>
+            <w:tcW w:w="6033" w:type="dxa"/>
             <w:vAlign w:val="center"/>
           </w:tcPr>
           <w:p>
@@ -258,30 +385,44 @@
         </w:trPr>
         <w:tc>
           <w:tcPr>
-            <w:tcW w:w="3073" w:type="dxa"/>
+            <w:tcW w:w="2263" w:type="dxa"/>
             <w:vAlign w:val="center"/>
           </w:tcPr>
           <w:p>
             <w:pPr>
               <w:spacing w:line="560" w:lineRule="exact"/>
-              <w:jc w:val="center"/>
-              <w:rPr>
-                <w:rFonts w:ascii="微软雅黑" w:eastAsia="微软雅黑" w:hAnsi="微软雅黑" w:cstheme="minorEastAsia" w:hint="eastAsia"/>
-                <w:szCs w:val="21"/>
-              </w:rPr>
-            </w:pPr>
-            <w:r>
-              <w:rPr>
-                <w:rFonts w:ascii="微软雅黑" w:eastAsia="微软雅黑" w:hAnsi="微软雅黑" w:cstheme="minorEastAsia" w:hint="eastAsia"/>
-                <w:szCs w:val="21"/>
-              </w:rPr>
-              <w:t>*商户简称（英文）</w:t>
-            </w:r>
-          </w:p>
-        </w:tc>
-        <w:tc>
-          <w:tcPr>
-            <w:tcW w:w="5447" w:type="dxa"/>
+              <w:jc w:val="left"/>
+              <w:rPr>
+                <w:rFonts w:ascii="微软雅黑" w:eastAsia="微软雅黑" w:hAnsi="微软雅黑" w:cstheme="minorEastAsia" w:hint="eastAsia"/>
+                <w:szCs w:val="21"/>
+              </w:rPr>
+            </w:pPr>
+            <w:r>
+              <w:rPr>
+                <w:rFonts w:ascii="微软雅黑" w:eastAsia="微软雅黑" w:hAnsi="微软雅黑" w:cstheme="minorEastAsia" w:hint="eastAsia"/>
+                <w:szCs w:val="21"/>
+              </w:rPr>
+              <w:t>*</w:t>
+            </w:r>
+            <w:r>
+              <w:rPr>
+                <w:rFonts w:ascii="微软雅黑" w:eastAsia="微软雅黑" w:hAnsi="微软雅黑" w:cstheme="minorEastAsia" w:hint="eastAsia"/>
+                <w:szCs w:val="21"/>
+              </w:rPr>
+              <w:t xml:space="preserve"> </w:t>
+            </w:r>
+            <w:r>
+              <w:rPr>
+                <w:rFonts w:ascii="微软雅黑" w:eastAsia="微软雅黑" w:hAnsi="微软雅黑" w:cstheme="minorEastAsia" w:hint="eastAsia"/>
+                <w:szCs w:val="21"/>
+              </w:rPr>
+              <w:t>实际控制人</w:t>
+            </w:r>
+          </w:p>
+        </w:tc>
+        <w:tc>
+          <w:tcPr>
+            <w:tcW w:w="6033" w:type="dxa"/>
             <w:vAlign w:val="center"/>
           </w:tcPr>
           <w:p>
@@ -302,7 +443,8 @@
         </w:trPr>
         <w:tc>
           <w:tcPr>
-            <w:tcW w:w="3073" w:type="dxa"/>
+            <w:tcW w:w="8296" w:type="dxa"/>
+            <w:gridSpan w:val="2"/>
             <w:vAlign w:val="center"/>
           </w:tcPr>
           <w:p>
@@ -316,95 +458,13 @@
             </w:pPr>
             <w:r>
               <w:rPr>
-                <w:rFonts w:ascii="微软雅黑" w:eastAsia="微软雅黑" w:hAnsi="微软雅黑" w:cstheme="minorEastAsia" w:hint="eastAsia"/>
-                <w:szCs w:val="21"/>
-              </w:rPr>
-              <w:t>*商户联系电话</w:t>
-            </w:r>
-          </w:p>
-        </w:tc>
-        <w:tc>
-          <w:tcPr>
-            <w:tcW w:w="5447" w:type="dxa"/>
-            <w:vAlign w:val="center"/>
-          </w:tcPr>
-          <w:p>
-            <w:pPr>
-              <w:spacing w:line="560" w:lineRule="exact"/>
-              <w:jc w:val="center"/>
-              <w:rPr>
-                <w:rFonts w:ascii="微软雅黑" w:eastAsia="微软雅黑" w:hAnsi="微软雅黑" w:cstheme="minorEastAsia" w:hint="eastAsia"/>
-                <w:szCs w:val="21"/>
-              </w:rPr>
-            </w:pPr>
-            <w:r>
-              <w:rPr>
-                <w:rFonts w:ascii="微软雅黑" w:eastAsia="微软雅黑" w:hAnsi="微软雅黑" w:hint="eastAsia"/>
-                <w:color w:val="808080"/>
-                <w:szCs w:val="21"/>
-              </w:rPr>
-              <w:t>此处展示在账单界</w:t>
-            </w:r>
-            <w:commentRangeStart w:id="2"/>
-            <w:commentRangeEnd w:id="2"/>
-            <w:r>
-              <w:rPr>
-                <w:rFonts w:ascii="微软雅黑" w:eastAsia="微软雅黑" w:hAnsi="微软雅黑"/>
-              </w:rPr>
-              <w:commentReference w:id="2"/>
-            </w:r>
-            <w:r>
-              <w:rPr>
-                <w:rFonts w:ascii="微软雅黑" w:eastAsia="微软雅黑" w:hAnsi="微软雅黑" w:hint="eastAsia"/>
-                <w:color w:val="808080"/>
-                <w:szCs w:val="21"/>
-              </w:rPr>
-              <w:t>面</w:t>
-            </w:r>
-          </w:p>
-        </w:tc>
-      </w:tr>
-      <w:tr>
-        <w:trPr>
-          <w:trHeight w:val="90"/>
-        </w:trPr>
-        <w:tc>
-          <w:tcPr>
-            <w:tcW w:w="3073" w:type="dxa"/>
-            <w:vAlign w:val="center"/>
-          </w:tcPr>
-          <w:p>
-            <w:pPr>
-              <w:spacing w:line="560" w:lineRule="exact"/>
-              <w:jc w:val="center"/>
-              <w:rPr>
-                <w:rFonts w:ascii="微软雅黑" w:eastAsia="微软雅黑" w:hAnsi="微软雅黑" w:cstheme="minorEastAsia" w:hint="eastAsia"/>
-                <w:szCs w:val="21"/>
-              </w:rPr>
-            </w:pPr>
-            <w:r>
-              <w:rPr>
-                <w:rFonts w:ascii="微软雅黑" w:eastAsia="微软雅黑" w:hAnsi="微软雅黑" w:cstheme="minorEastAsia" w:hint="eastAsia"/>
-                <w:szCs w:val="21"/>
-              </w:rPr>
-              <w:t>*法定代表人手机号</w:t>
-            </w:r>
-          </w:p>
-        </w:tc>
-        <w:tc>
-          <w:tcPr>
-            <w:tcW w:w="5447" w:type="dxa"/>
-            <w:vAlign w:val="center"/>
-          </w:tcPr>
-          <w:p>
-            <w:pPr>
-              <w:spacing w:line="560" w:lineRule="exact"/>
-              <w:jc w:val="center"/>
-              <w:rPr>
-                <w:rFonts w:ascii="微软雅黑" w:eastAsia="微软雅黑" w:hAnsi="微软雅黑" w:cstheme="minorEastAsia" w:hint="eastAsia"/>
-                <w:szCs w:val="21"/>
-              </w:rPr>
-            </w:pPr>
+                <w:rFonts w:ascii="微软雅黑" w:eastAsia="微软雅黑" w:hAnsi="微软雅黑" w:cs="仿宋" w:hint="eastAsia"/>
+                <w:b/>
+                <w:bCs/>
+                <w:szCs w:val="21"/>
+              </w:rPr>
+              <w:t>结算信息</w:t>
+            </w:r>
           </w:p>
         </w:tc>
       </w:tr>
@@ -414,99 +474,38 @@
         </w:trPr>
         <w:tc>
           <w:tcPr>
-            <w:tcW w:w="3073" w:type="dxa"/>
+            <w:tcW w:w="2263" w:type="dxa"/>
             <w:vAlign w:val="center"/>
           </w:tcPr>
           <w:p>
             <w:pPr>
               <w:spacing w:line="560" w:lineRule="exact"/>
-              <w:jc w:val="center"/>
-              <w:rPr>
-                <w:rFonts w:ascii="微软雅黑" w:eastAsia="微软雅黑" w:hAnsi="微软雅黑" w:cstheme="minorEastAsia" w:hint="eastAsia"/>
-                <w:szCs w:val="21"/>
-              </w:rPr>
-            </w:pPr>
-            <w:r>
-              <w:rPr>
-                <w:rFonts w:ascii="微软雅黑" w:eastAsia="微软雅黑" w:hAnsi="微软雅黑" w:cstheme="minorEastAsia" w:hint="eastAsia"/>
-                <w:szCs w:val="21"/>
-              </w:rPr>
-              <w:t>*实际控制人</w:t>
-            </w:r>
-          </w:p>
-        </w:tc>
-        <w:tc>
-          <w:tcPr>
-            <w:tcW w:w="5447" w:type="dxa"/>
-            <w:vAlign w:val="center"/>
-          </w:tcPr>
-          <w:p>
-            <w:pPr>
-              <w:spacing w:line="560" w:lineRule="exact"/>
-              <w:jc w:val="center"/>
-              <w:rPr>
-                <w:rFonts w:ascii="微软雅黑" w:eastAsia="微软雅黑" w:hAnsi="微软雅黑" w:cstheme="minorEastAsia" w:hint="eastAsia"/>
-                <w:szCs w:val="21"/>
-              </w:rPr>
-            </w:pPr>
-          </w:p>
-        </w:tc>
-      </w:tr>
-      <w:tr>
-        <w:trPr>
-          <w:trHeight w:val="454"/>
-        </w:trPr>
-        <w:tc>
-          <w:tcPr>
-            <w:tcW w:w="8520" w:type="dxa"/>
-            <w:gridSpan w:val="2"/>
-            <w:vAlign w:val="center"/>
-          </w:tcPr>
-          <w:p>
-            <w:pPr>
-              <w:spacing w:line="560" w:lineRule="exact"/>
-              <w:jc w:val="center"/>
-              <w:rPr>
-                <w:rFonts w:ascii="微软雅黑" w:eastAsia="微软雅黑" w:hAnsi="微软雅黑" w:cstheme="minorEastAsia" w:hint="eastAsia"/>
-                <w:szCs w:val="21"/>
-              </w:rPr>
-            </w:pPr>
-            <w:r>
-              <w:rPr>
-                <w:rFonts w:ascii="微软雅黑" w:eastAsia="微软雅黑" w:hAnsi="微软雅黑" w:cs="仿宋" w:hint="eastAsia"/>
-                <w:b/>
-                <w:bCs/>
-                <w:szCs w:val="21"/>
-              </w:rPr>
-              <w:t>结算信息</w:t>
-            </w:r>
-          </w:p>
-        </w:tc>
-      </w:tr>
-      <w:tr>
-        <w:trPr>
-          <w:trHeight w:val="454"/>
-        </w:trPr>
-        <w:tc>
-          <w:tcPr>
-            <w:tcW w:w="3073" w:type="dxa"/>
-            <w:vAlign w:val="center"/>
-          </w:tcPr>
-          <w:p>
-            <w:pPr>
-              <w:spacing w:line="560" w:lineRule="exact"/>
-              <w:jc w:val="center"/>
-              <w:rPr>
-                <w:rFonts w:ascii="微软雅黑" w:eastAsia="微软雅黑" w:hAnsi="微软雅黑" w:cstheme="minorEastAsia" w:hint="eastAsia"/>
-                <w:szCs w:val="21"/>
-              </w:rPr>
-            </w:pPr>
-            <w:r>
-              <w:rPr>
-                <w:rFonts w:ascii="微软雅黑" w:eastAsia="微软雅黑" w:hAnsi="微软雅黑" w:cstheme="minorEastAsia" w:hint="eastAsia"/>
-                <w:szCs w:val="21"/>
-              </w:rPr>
-              <w:t>*结算银行名称</w:t>
+              <w:jc w:val="left"/>
+              <w:rPr>
+                <w:rFonts w:ascii="微软雅黑" w:eastAsia="微软雅黑" w:hAnsi="微软雅黑" w:cstheme="minorEastAsia" w:hint="eastAsia"/>
+                <w:szCs w:val="21"/>
+              </w:rPr>
+            </w:pPr>
+            <w:r>
+              <w:rPr>
+                <w:rFonts w:ascii="微软雅黑" w:eastAsia="微软雅黑" w:hAnsi="微软雅黑" w:cstheme="minorEastAsia" w:hint="eastAsia"/>
+                <w:szCs w:val="21"/>
+              </w:rPr>
+              <w:t>*</w:t>
+            </w:r>
+            <w:r>
+              <w:rPr>
+                <w:rFonts w:ascii="微软雅黑" w:eastAsia="微软雅黑" w:hAnsi="微软雅黑" w:cstheme="minorEastAsia" w:hint="eastAsia"/>
+                <w:szCs w:val="21"/>
+              </w:rPr>
+              <w:t xml:space="preserve"> </w:t>
+            </w:r>
+            <w:r>
+              <w:rPr>
+                <w:rFonts w:ascii="微软雅黑" w:eastAsia="微软雅黑" w:hAnsi="微软雅黑" w:cstheme="minorEastAsia" w:hint="eastAsia"/>
+                <w:szCs w:val="21"/>
+              </w:rPr>
+              <w:t>结算银行名称</w:t>
             </w:r>
           </w:p>
         </w:tc>
@@ -532,7 +531,7 @@
           <w:sdtContent>
             <w:tc>
               <w:tcPr>
-                <w:tcW w:w="5447" w:type="dxa"/>
+                <w:tcW w:w="6033" w:type="dxa"/>
                 <w:vAlign w:val="center"/>
               </w:tcPr>
               <w:p>
@@ -563,24 +562,38 @@
         </w:trPr>
         <w:tc>
           <w:tcPr>
-            <w:tcW w:w="3073" w:type="dxa"/>
+            <w:tcW w:w="2263" w:type="dxa"/>
             <w:vAlign w:val="center"/>
           </w:tcPr>
           <w:p>
             <w:pPr>
               <w:spacing w:line="560" w:lineRule="exact"/>
-              <w:jc w:val="center"/>
-              <w:rPr>
-                <w:rFonts w:ascii="微软雅黑" w:eastAsia="微软雅黑" w:hAnsi="微软雅黑" w:cstheme="minorEastAsia" w:hint="eastAsia"/>
-                <w:szCs w:val="21"/>
-              </w:rPr>
-            </w:pPr>
-            <w:r>
-              <w:rPr>
-                <w:rFonts w:ascii="微软雅黑" w:eastAsia="微软雅黑" w:hAnsi="微软雅黑" w:cstheme="minorEastAsia" w:hint="eastAsia"/>
-                <w:szCs w:val="21"/>
-              </w:rPr>
-              <w:t>*银行开户名称</w:t>
+              <w:jc w:val="left"/>
+              <w:rPr>
+                <w:rFonts w:ascii="微软雅黑" w:eastAsia="微软雅黑" w:hAnsi="微软雅黑" w:cstheme="minorEastAsia" w:hint="eastAsia"/>
+                <w:szCs w:val="21"/>
+              </w:rPr>
+            </w:pPr>
+            <w:r>
+              <w:rPr>
+                <w:rFonts w:ascii="微软雅黑" w:eastAsia="微软雅黑" w:hAnsi="微软雅黑" w:cstheme="minorEastAsia" w:hint="eastAsia"/>
+                <w:szCs w:val="21"/>
+              </w:rPr>
+              <w:t>*</w:t>
+            </w:r>
+            <w:r>
+              <w:rPr>
+                <w:rFonts w:ascii="微软雅黑" w:eastAsia="微软雅黑" w:hAnsi="微软雅黑" w:cstheme="minorEastAsia" w:hint="eastAsia"/>
+                <w:szCs w:val="21"/>
+              </w:rPr>
+              <w:t xml:space="preserve"> </w:t>
+            </w:r>
+            <w:r>
+              <w:rPr>
+                <w:rFonts w:ascii="微软雅黑" w:eastAsia="微软雅黑" w:hAnsi="微软雅黑" w:cstheme="minorEastAsia" w:hint="eastAsia"/>
+                <w:szCs w:val="21"/>
+              </w:rPr>
+              <w:t>银行开户名称</w:t>
             </w:r>
           </w:p>
         </w:tc>
@@ -602,7 +615,7 @@
           <w:sdtContent>
             <w:tc>
               <w:tcPr>
-                <w:tcW w:w="5447" w:type="dxa"/>
+                <w:tcW w:w="6033" w:type="dxa"/>
                 <w:vAlign w:val="center"/>
               </w:tcPr>
               <w:p>
@@ -633,30 +646,44 @@
         </w:trPr>
         <w:tc>
           <w:tcPr>
-            <w:tcW w:w="3073" w:type="dxa"/>
+            <w:tcW w:w="2263" w:type="dxa"/>
             <w:vAlign w:val="center"/>
           </w:tcPr>
           <w:p>
             <w:pPr>
               <w:spacing w:line="560" w:lineRule="exact"/>
-              <w:jc w:val="center"/>
-              <w:rPr>
-                <w:rFonts w:ascii="微软雅黑" w:eastAsia="微软雅黑" w:hAnsi="微软雅黑" w:cstheme="minorEastAsia" w:hint="eastAsia"/>
-                <w:szCs w:val="21"/>
-              </w:rPr>
-            </w:pPr>
-            <w:r>
-              <w:rPr>
-                <w:rFonts w:ascii="微软雅黑" w:eastAsia="微软雅黑" w:hAnsi="微软雅黑" w:cstheme="minorEastAsia" w:hint="eastAsia"/>
-                <w:szCs w:val="21"/>
-              </w:rPr>
-              <w:t>*银行帐号</w:t>
-            </w:r>
-          </w:p>
-        </w:tc>
-        <w:tc>
-          <w:tcPr>
-            <w:tcW w:w="5447" w:type="dxa"/>
+              <w:jc w:val="left"/>
+              <w:rPr>
+                <w:rFonts w:ascii="微软雅黑" w:eastAsia="微软雅黑" w:hAnsi="微软雅黑" w:cstheme="minorEastAsia" w:hint="eastAsia"/>
+                <w:szCs w:val="21"/>
+              </w:rPr>
+            </w:pPr>
+            <w:r>
+              <w:rPr>
+                <w:rFonts w:ascii="微软雅黑" w:eastAsia="微软雅黑" w:hAnsi="微软雅黑" w:cstheme="minorEastAsia" w:hint="eastAsia"/>
+                <w:szCs w:val="21"/>
+              </w:rPr>
+              <w:t>*</w:t>
+            </w:r>
+            <w:r>
+              <w:rPr>
+                <w:rFonts w:ascii="微软雅黑" w:eastAsia="微软雅黑" w:hAnsi="微软雅黑" w:cstheme="minorEastAsia" w:hint="eastAsia"/>
+                <w:szCs w:val="21"/>
+              </w:rPr>
+              <w:t xml:space="preserve"> </w:t>
+            </w:r>
+            <w:r>
+              <w:rPr>
+                <w:rFonts w:ascii="微软雅黑" w:eastAsia="微软雅黑" w:hAnsi="微软雅黑" w:cstheme="minorEastAsia" w:hint="eastAsia"/>
+                <w:szCs w:val="21"/>
+              </w:rPr>
+              <w:t>银行帐号</w:t>
+            </w:r>
+          </w:p>
+        </w:tc>
+        <w:tc>
+          <w:tcPr>
+            <w:tcW w:w="6033" w:type="dxa"/>
             <w:vAlign w:val="center"/>
           </w:tcPr>
           <w:p>
@@ -677,7 +704,7 @@
         </w:trPr>
         <w:tc>
           <w:tcPr>
-            <w:tcW w:w="8520" w:type="dxa"/>
+            <w:tcW w:w="8296" w:type="dxa"/>
             <w:gridSpan w:val="2"/>
             <w:vAlign w:val="center"/>
           </w:tcPr>
@@ -716,30 +743,44 @@
         </w:trPr>
         <w:tc>
           <w:tcPr>
-            <w:tcW w:w="3073" w:type="dxa"/>
+            <w:tcW w:w="2263" w:type="dxa"/>
             <w:vAlign w:val="center"/>
           </w:tcPr>
           <w:p>
             <w:pPr>
               <w:spacing w:line="560" w:lineRule="exact"/>
-              <w:jc w:val="center"/>
-              <w:rPr>
-                <w:rFonts w:ascii="微软雅黑" w:eastAsia="微软雅黑" w:hAnsi="微软雅黑" w:cstheme="minorEastAsia" w:hint="eastAsia"/>
-                <w:szCs w:val="21"/>
-              </w:rPr>
-            </w:pPr>
-            <w:r>
-              <w:rPr>
-                <w:rFonts w:ascii="微软雅黑" w:eastAsia="微软雅黑" w:hAnsi="微软雅黑" w:cstheme="minorEastAsia" w:hint="eastAsia"/>
-                <w:szCs w:val="21"/>
-              </w:rPr>
-              <w:t>*商户管理员姓名</w:t>
-            </w:r>
-          </w:p>
-        </w:tc>
-        <w:tc>
-          <w:tcPr>
-            <w:tcW w:w="5447" w:type="dxa"/>
+              <w:jc w:val="left"/>
+              <w:rPr>
+                <w:rFonts w:ascii="微软雅黑" w:eastAsia="微软雅黑" w:hAnsi="微软雅黑" w:cstheme="minorEastAsia" w:hint="eastAsia"/>
+                <w:szCs w:val="21"/>
+              </w:rPr>
+            </w:pPr>
+            <w:r>
+              <w:rPr>
+                <w:rFonts w:ascii="微软雅黑" w:eastAsia="微软雅黑" w:hAnsi="微软雅黑" w:cstheme="minorEastAsia" w:hint="eastAsia"/>
+                <w:szCs w:val="21"/>
+              </w:rPr>
+              <w:t>*</w:t>
+            </w:r>
+            <w:r>
+              <w:rPr>
+                <w:rFonts w:ascii="微软雅黑" w:eastAsia="微软雅黑" w:hAnsi="微软雅黑" w:cstheme="minorEastAsia" w:hint="eastAsia"/>
+                <w:szCs w:val="21"/>
+              </w:rPr>
+              <w:t xml:space="preserve"> </w:t>
+            </w:r>
+            <w:r>
+              <w:rPr>
+                <w:rFonts w:ascii="微软雅黑" w:eastAsia="微软雅黑" w:hAnsi="微软雅黑" w:cstheme="minorEastAsia" w:hint="eastAsia"/>
+                <w:szCs w:val="21"/>
+              </w:rPr>
+              <w:t>商户管理员姓名</w:t>
+            </w:r>
+          </w:p>
+        </w:tc>
+        <w:tc>
+          <w:tcPr>
+            <w:tcW w:w="6033" w:type="dxa"/>
             <w:vAlign w:val="center"/>
           </w:tcPr>
           <w:p>
@@ -760,30 +801,44 @@
         </w:trPr>
         <w:tc>
           <w:tcPr>
-            <w:tcW w:w="3073" w:type="dxa"/>
+            <w:tcW w:w="2263" w:type="dxa"/>
             <w:vAlign w:val="center"/>
           </w:tcPr>
           <w:p>
             <w:pPr>
               <w:spacing w:line="560" w:lineRule="exact"/>
-              <w:jc w:val="center"/>
-              <w:rPr>
-                <w:rFonts w:ascii="微软雅黑" w:eastAsia="微软雅黑" w:hAnsi="微软雅黑" w:cstheme="minorEastAsia" w:hint="eastAsia"/>
-                <w:szCs w:val="21"/>
-              </w:rPr>
-            </w:pPr>
-            <w:r>
-              <w:rPr>
-                <w:rFonts w:ascii="微软雅黑" w:eastAsia="微软雅黑" w:hAnsi="微软雅黑" w:cstheme="minorEastAsia" w:hint="eastAsia"/>
-                <w:szCs w:val="21"/>
-              </w:rPr>
-              <w:t>*商户管理员手机号</w:t>
-            </w:r>
-          </w:p>
-        </w:tc>
-        <w:tc>
-          <w:tcPr>
-            <w:tcW w:w="5447" w:type="dxa"/>
+              <w:jc w:val="left"/>
+              <w:rPr>
+                <w:rFonts w:ascii="微软雅黑" w:eastAsia="微软雅黑" w:hAnsi="微软雅黑" w:cstheme="minorEastAsia" w:hint="eastAsia"/>
+                <w:szCs w:val="21"/>
+              </w:rPr>
+            </w:pPr>
+            <w:r>
+              <w:rPr>
+                <w:rFonts w:ascii="微软雅黑" w:eastAsia="微软雅黑" w:hAnsi="微软雅黑" w:cstheme="minorEastAsia" w:hint="eastAsia"/>
+                <w:szCs w:val="21"/>
+              </w:rPr>
+              <w:t>*</w:t>
+            </w:r>
+            <w:r>
+              <w:rPr>
+                <w:rFonts w:ascii="微软雅黑" w:eastAsia="微软雅黑" w:hAnsi="微软雅黑" w:cstheme="minorEastAsia" w:hint="eastAsia"/>
+                <w:szCs w:val="21"/>
+              </w:rPr>
+              <w:t xml:space="preserve"> </w:t>
+            </w:r>
+            <w:r>
+              <w:rPr>
+                <w:rFonts w:ascii="微软雅黑" w:eastAsia="微软雅黑" w:hAnsi="微软雅黑" w:cstheme="minorEastAsia" w:hint="eastAsia"/>
+                <w:szCs w:val="21"/>
+              </w:rPr>
+              <w:t>商户管理员手机号</w:t>
+            </w:r>
+          </w:p>
+        </w:tc>
+        <w:tc>
+          <w:tcPr>
+            <w:tcW w:w="6033" w:type="dxa"/>
             <w:vAlign w:val="center"/>
           </w:tcPr>
           <w:p>
@@ -804,30 +859,44 @@
         </w:trPr>
         <w:tc>
           <w:tcPr>
-            <w:tcW w:w="3073" w:type="dxa"/>
+            <w:tcW w:w="2263" w:type="dxa"/>
             <w:vAlign w:val="center"/>
           </w:tcPr>
           <w:p>
             <w:pPr>
               <w:spacing w:line="560" w:lineRule="exact"/>
-              <w:jc w:val="center"/>
-              <w:rPr>
-                <w:rFonts w:ascii="微软雅黑" w:eastAsia="微软雅黑" w:hAnsi="微软雅黑" w:cstheme="minorEastAsia" w:hint="eastAsia"/>
-                <w:szCs w:val="21"/>
-              </w:rPr>
-            </w:pPr>
-            <w:r>
-              <w:rPr>
-                <w:rFonts w:ascii="微软雅黑" w:eastAsia="微软雅黑" w:hAnsi="微软雅黑" w:cstheme="minorEastAsia" w:hint="eastAsia"/>
-                <w:szCs w:val="21"/>
-              </w:rPr>
-              <w:t>*商户管理员Email</w:t>
-            </w:r>
-          </w:p>
-        </w:tc>
-        <w:tc>
-          <w:tcPr>
-            <w:tcW w:w="5447" w:type="dxa"/>
+              <w:jc w:val="left"/>
+              <w:rPr>
+                <w:rFonts w:ascii="微软雅黑" w:eastAsia="微软雅黑" w:hAnsi="微软雅黑" w:cstheme="minorEastAsia" w:hint="eastAsia"/>
+                <w:szCs w:val="21"/>
+              </w:rPr>
+            </w:pPr>
+            <w:r>
+              <w:rPr>
+                <w:rFonts w:ascii="微软雅黑" w:eastAsia="微软雅黑" w:hAnsi="微软雅黑" w:cstheme="minorEastAsia" w:hint="eastAsia"/>
+                <w:szCs w:val="21"/>
+              </w:rPr>
+              <w:t>*</w:t>
+            </w:r>
+            <w:r>
+              <w:rPr>
+                <w:rFonts w:ascii="微软雅黑" w:eastAsia="微软雅黑" w:hAnsi="微软雅黑" w:cstheme="minorEastAsia" w:hint="eastAsia"/>
+                <w:szCs w:val="21"/>
+              </w:rPr>
+              <w:t xml:space="preserve"> </w:t>
+            </w:r>
+            <w:r>
+              <w:rPr>
+                <w:rFonts w:ascii="微软雅黑" w:eastAsia="微软雅黑" w:hAnsi="微软雅黑" w:cstheme="minorEastAsia" w:hint="eastAsia"/>
+                <w:szCs w:val="21"/>
+              </w:rPr>
+              <w:t>商户管理员Email</w:t>
+            </w:r>
+          </w:p>
+        </w:tc>
+        <w:tc>
+          <w:tcPr>
+            <w:tcW w:w="6033" w:type="dxa"/>
             <w:vAlign w:val="center"/>
           </w:tcPr>
           <w:p>
@@ -848,7 +917,7 @@
         </w:trPr>
         <w:tc>
           <w:tcPr>
-            <w:tcW w:w="8520" w:type="dxa"/>
+            <w:tcW w:w="8296" w:type="dxa"/>
             <w:gridSpan w:val="2"/>
             <w:vAlign w:val="center"/>
           </w:tcPr>
@@ -909,30 +978,44 @@
         </w:trPr>
         <w:tc>
           <w:tcPr>
-            <w:tcW w:w="3073" w:type="dxa"/>
+            <w:tcW w:w="2263" w:type="dxa"/>
             <w:vAlign w:val="center"/>
           </w:tcPr>
           <w:p>
             <w:pPr>
               <w:spacing w:line="560" w:lineRule="exact"/>
-              <w:jc w:val="center"/>
-              <w:rPr>
-                <w:rFonts w:ascii="微软雅黑" w:eastAsia="微软雅黑" w:hAnsi="微软雅黑" w:cstheme="minorEastAsia" w:hint="eastAsia"/>
-                <w:szCs w:val="21"/>
-              </w:rPr>
-            </w:pPr>
-            <w:r>
-              <w:rPr>
-                <w:rFonts w:ascii="微软雅黑" w:eastAsia="微软雅黑" w:hAnsi="微软雅黑" w:cstheme="minorEastAsia" w:hint="eastAsia"/>
-                <w:szCs w:val="21"/>
-              </w:rPr>
-              <w:t>*小程序名称</w:t>
-            </w:r>
-          </w:p>
-        </w:tc>
-        <w:tc>
-          <w:tcPr>
-            <w:tcW w:w="5447" w:type="dxa"/>
+              <w:jc w:val="left"/>
+              <w:rPr>
+                <w:rFonts w:ascii="微软雅黑" w:eastAsia="微软雅黑" w:hAnsi="微软雅黑" w:cstheme="minorEastAsia" w:hint="eastAsia"/>
+                <w:szCs w:val="21"/>
+              </w:rPr>
+            </w:pPr>
+            <w:r>
+              <w:rPr>
+                <w:rFonts w:ascii="微软雅黑" w:eastAsia="微软雅黑" w:hAnsi="微软雅黑" w:cstheme="minorEastAsia" w:hint="eastAsia"/>
+                <w:szCs w:val="21"/>
+              </w:rPr>
+              <w:t>*</w:t>
+            </w:r>
+            <w:r>
+              <w:rPr>
+                <w:rFonts w:ascii="微软雅黑" w:eastAsia="微软雅黑" w:hAnsi="微软雅黑" w:cstheme="minorEastAsia" w:hint="eastAsia"/>
+                <w:szCs w:val="21"/>
+              </w:rPr>
+              <w:t xml:space="preserve"> </w:t>
+            </w:r>
+            <w:r>
+              <w:rPr>
+                <w:rFonts w:ascii="微软雅黑" w:eastAsia="微软雅黑" w:hAnsi="微软雅黑" w:cstheme="minorEastAsia" w:hint="eastAsia"/>
+                <w:szCs w:val="21"/>
+              </w:rPr>
+              <w:t>小程序名称</w:t>
+            </w:r>
+          </w:p>
+        </w:tc>
+        <w:tc>
+          <w:tcPr>
+            <w:tcW w:w="6033" w:type="dxa"/>
             <w:vAlign w:val="center"/>
           </w:tcPr>
           <w:p>
@@ -953,30 +1036,44 @@
         </w:trPr>
         <w:tc>
           <w:tcPr>
-            <w:tcW w:w="3073" w:type="dxa"/>
+            <w:tcW w:w="2263" w:type="dxa"/>
             <w:vAlign w:val="center"/>
           </w:tcPr>
           <w:p>
             <w:pPr>
               <w:spacing w:line="560" w:lineRule="exact"/>
-              <w:jc w:val="center"/>
-              <w:rPr>
-                <w:rFonts w:ascii="微软雅黑" w:eastAsia="微软雅黑" w:hAnsi="微软雅黑" w:cstheme="minorEastAsia" w:hint="eastAsia"/>
-                <w:szCs w:val="21"/>
-              </w:rPr>
-            </w:pPr>
-            <w:r>
-              <w:rPr>
-                <w:rFonts w:ascii="微软雅黑" w:eastAsia="微软雅黑" w:hAnsi="微软雅黑" w:cstheme="minorEastAsia" w:hint="eastAsia"/>
-                <w:szCs w:val="21"/>
-              </w:rPr>
-              <w:t>*小程序APPID</w:t>
-            </w:r>
-          </w:p>
-        </w:tc>
-        <w:tc>
-          <w:tcPr>
-            <w:tcW w:w="5447" w:type="dxa"/>
+              <w:jc w:val="left"/>
+              <w:rPr>
+                <w:rFonts w:ascii="微软雅黑" w:eastAsia="微软雅黑" w:hAnsi="微软雅黑" w:cstheme="minorEastAsia" w:hint="eastAsia"/>
+                <w:szCs w:val="21"/>
+              </w:rPr>
+            </w:pPr>
+            <w:r>
+              <w:rPr>
+                <w:rFonts w:ascii="微软雅黑" w:eastAsia="微软雅黑" w:hAnsi="微软雅黑" w:cstheme="minorEastAsia" w:hint="eastAsia"/>
+                <w:szCs w:val="21"/>
+              </w:rPr>
+              <w:t>*</w:t>
+            </w:r>
+            <w:r>
+              <w:rPr>
+                <w:rFonts w:ascii="微软雅黑" w:eastAsia="微软雅黑" w:hAnsi="微软雅黑" w:cstheme="minorEastAsia" w:hint="eastAsia"/>
+                <w:szCs w:val="21"/>
+              </w:rPr>
+              <w:t xml:space="preserve"> </w:t>
+            </w:r>
+            <w:r>
+              <w:rPr>
+                <w:rFonts w:ascii="微软雅黑" w:eastAsia="微软雅黑" w:hAnsi="微软雅黑" w:cstheme="minorEastAsia" w:hint="eastAsia"/>
+                <w:szCs w:val="21"/>
+              </w:rPr>
+              <w:t>小程序APPID</w:t>
+            </w:r>
+          </w:p>
+        </w:tc>
+        <w:tc>
+          <w:tcPr>
+            <w:tcW w:w="6033" w:type="dxa"/>
             <w:vAlign w:val="center"/>
           </w:tcPr>
           <w:p>
@@ -1006,6 +1103,24 @@
         <w:jc w:val="center"/>
         <w:rPr>
           <w:rFonts w:ascii="微软雅黑" w:eastAsia="微软雅黑" w:hAnsi="微软雅黑" w:cstheme="minorEastAsia"/>
+        </w:rPr>
+      </w:pPr>
+    </w:p>
+    <w:p>
+      <w:pPr>
+        <w:spacing w:line="360" w:lineRule="auto"/>
+        <w:jc w:val="center"/>
+        <w:rPr>
+          <w:rFonts w:ascii="微软雅黑" w:eastAsia="微软雅黑" w:hAnsi="微软雅黑" w:cstheme="minorEastAsia"/>
+        </w:rPr>
+      </w:pPr>
+    </w:p>
+    <w:p>
+      <w:pPr>
+        <w:spacing w:line="360" w:lineRule="auto"/>
+        <w:jc w:val="center"/>
+        <w:rPr>
+          <w:rFonts w:ascii="微软雅黑" w:eastAsia="微软雅黑" w:hAnsi="微软雅黑" w:cstheme="minorEastAsia" w:hint="eastAsia"/>
         </w:rPr>
       </w:pPr>
     </w:p>
@@ -1039,8 +1154,8 @@
         <w:tblLook w:val="04A0" w:firstRow="1" w:lastRow="0" w:firstColumn="1" w:lastColumn="0" w:noHBand="0" w:noVBand="1"/>
       </w:tblPr>
       <w:tblGrid>
-        <w:gridCol w:w="3587"/>
-        <w:gridCol w:w="4709"/>
+        <w:gridCol w:w="3397"/>
+        <w:gridCol w:w="4899"/>
       </w:tblGrid>
       <w:tr>
         <w:trPr>
@@ -1048,7 +1163,7 @@
         </w:trPr>
         <w:tc>
           <w:tcPr>
-            <w:tcW w:w="8520" w:type="dxa"/>
+            <w:tcW w:w="8296" w:type="dxa"/>
             <w:gridSpan w:val="2"/>
             <w:vAlign w:val="center"/>
           </w:tcPr>
@@ -1079,24 +1194,38 @@
         </w:trPr>
         <w:tc>
           <w:tcPr>
-            <w:tcW w:w="3682" w:type="dxa"/>
+            <w:tcW w:w="3397" w:type="dxa"/>
             <w:vAlign w:val="center"/>
           </w:tcPr>
           <w:p>
             <w:pPr>
               <w:spacing w:line="360" w:lineRule="auto"/>
-              <w:jc w:val="center"/>
-              <w:rPr>
-                <w:rFonts w:ascii="微软雅黑" w:eastAsia="微软雅黑" w:hAnsi="微软雅黑" w:cstheme="minorEastAsia" w:hint="eastAsia"/>
-                <w:szCs w:val="21"/>
-              </w:rPr>
-            </w:pPr>
-            <w:r>
-              <w:rPr>
-                <w:rFonts w:ascii="微软雅黑" w:eastAsia="微软雅黑" w:hAnsi="微软雅黑" w:cstheme="minorEastAsia" w:hint="eastAsia"/>
-                <w:szCs w:val="21"/>
-              </w:rPr>
-              <w:t>*发票抬头</w:t>
+              <w:jc w:val="left"/>
+              <w:rPr>
+                <w:rFonts w:ascii="微软雅黑" w:eastAsia="微软雅黑" w:hAnsi="微软雅黑" w:cstheme="minorEastAsia" w:hint="eastAsia"/>
+                <w:szCs w:val="21"/>
+              </w:rPr>
+            </w:pPr>
+            <w:r>
+              <w:rPr>
+                <w:rFonts w:ascii="微软雅黑" w:eastAsia="微软雅黑" w:hAnsi="微软雅黑" w:cstheme="minorEastAsia" w:hint="eastAsia"/>
+                <w:szCs w:val="21"/>
+              </w:rPr>
+              <w:t>*</w:t>
+            </w:r>
+            <w:r>
+              <w:rPr>
+                <w:rFonts w:ascii="微软雅黑" w:eastAsia="微软雅黑" w:hAnsi="微软雅黑" w:cstheme="minorEastAsia" w:hint="eastAsia"/>
+                <w:szCs w:val="21"/>
+              </w:rPr>
+              <w:t xml:space="preserve"> </w:t>
+            </w:r>
+            <w:r>
+              <w:rPr>
+                <w:rFonts w:ascii="微软雅黑" w:eastAsia="微软雅黑" w:hAnsi="微软雅黑" w:cstheme="minorEastAsia" w:hint="eastAsia"/>
+                <w:szCs w:val="21"/>
+              </w:rPr>
+              <w:t>发票抬头</w:t>
             </w:r>
           </w:p>
         </w:tc>
@@ -1118,7 +1247,7 @@
           <w:sdtContent>
             <w:tc>
               <w:tcPr>
-                <w:tcW w:w="4838" w:type="dxa"/>
+                <w:tcW w:w="4899" w:type="dxa"/>
                 <w:vAlign w:val="center"/>
               </w:tcPr>
               <w:p>
@@ -1149,30 +1278,45 @@
         </w:trPr>
         <w:tc>
           <w:tcPr>
-            <w:tcW w:w="3682" w:type="dxa"/>
+            <w:tcW w:w="3397" w:type="dxa"/>
             <w:vAlign w:val="center"/>
           </w:tcPr>
           <w:p>
             <w:pPr>
               <w:spacing w:line="360" w:lineRule="auto"/>
-              <w:jc w:val="center"/>
-              <w:rPr>
-                <w:rFonts w:ascii="微软雅黑" w:eastAsia="微软雅黑" w:hAnsi="微软雅黑" w:cstheme="minorEastAsia" w:hint="eastAsia"/>
-                <w:szCs w:val="21"/>
-              </w:rPr>
-            </w:pPr>
-            <w:r>
-              <w:rPr>
-                <w:rFonts w:ascii="微软雅黑" w:eastAsia="微软雅黑" w:hAnsi="微软雅黑" w:cstheme="minorEastAsia" w:hint="eastAsia"/>
-                <w:szCs w:val="21"/>
-              </w:rPr>
-              <w:t>*统一社会信用代码/纳税人识别号</w:t>
-            </w:r>
-          </w:p>
-        </w:tc>
-        <w:tc>
-          <w:tcPr>
-            <w:tcW w:w="4838" w:type="dxa"/>
+              <w:jc w:val="left"/>
+              <w:rPr>
+                <w:rFonts w:ascii="微软雅黑" w:eastAsia="微软雅黑" w:hAnsi="微软雅黑" w:cstheme="minorEastAsia" w:hint="eastAsia"/>
+                <w:szCs w:val="21"/>
+              </w:rPr>
+            </w:pPr>
+            <w:r>
+              <w:rPr>
+                <w:rFonts w:ascii="微软雅黑" w:eastAsia="微软雅黑" w:hAnsi="微软雅黑" w:cstheme="minorEastAsia" w:hint="eastAsia"/>
+                <w:szCs w:val="21"/>
+              </w:rPr>
+              <w:t>*</w:t>
+            </w:r>
+            <w:r>
+              <w:rPr>
+                <w:rFonts w:ascii="微软雅黑" w:eastAsia="微软雅黑" w:hAnsi="微软雅黑" w:cstheme="minorEastAsia" w:hint="eastAsia"/>
+                <w:szCs w:val="21"/>
+              </w:rPr>
+              <w:t xml:space="preserve"> </w:t>
+            </w:r>
+            <w:r>
+              <w:rPr>
+                <w:rFonts w:ascii="微软雅黑" w:eastAsia="微软雅黑" w:hAnsi="微软雅黑" w:cstheme="minorEastAsia" w:hint="eastAsia"/>
+                <w:sz w:val="20"/>
+                <w:szCs w:val="20"/>
+              </w:rPr>
+              <w:t>统一社会信用代码/纳税人识别号</w:t>
+            </w:r>
+          </w:p>
+        </w:tc>
+        <w:tc>
+          <w:tcPr>
+            <w:tcW w:w="4899" w:type="dxa"/>
             <w:vAlign w:val="center"/>
           </w:tcPr>
           <w:p>
@@ -1193,13 +1337,13 @@
         </w:trPr>
         <w:tc>
           <w:tcPr>
-            <w:tcW w:w="3682" w:type="dxa"/>
+            <w:tcW w:w="3397" w:type="dxa"/>
             <w:vAlign w:val="center"/>
           </w:tcPr>
           <w:p>
             <w:pPr>
               <w:spacing w:line="360" w:lineRule="auto"/>
-              <w:jc w:val="center"/>
+              <w:jc w:val="left"/>
               <w:rPr>
                 <w:rFonts w:ascii="微软雅黑" w:eastAsia="微软雅黑" w:hAnsi="微软雅黑" w:cstheme="minorEastAsia" w:hint="eastAsia"/>
                 <w:szCs w:val="21"/>
@@ -1212,6 +1356,13 @@
               </w:rPr>
               <w:t>*</w:t>
             </w:r>
+            <w:r>
+              <w:rPr>
+                <w:rFonts w:ascii="微软雅黑" w:eastAsia="微软雅黑" w:hAnsi="微软雅黑" w:cstheme="minorEastAsia" w:hint="eastAsia"/>
+                <w:szCs w:val="21"/>
+              </w:rPr>
+              <w:t xml:space="preserve"> </w:t>
+            </w:r>
             <w:proofErr w:type="gramStart"/>
             <w:r>
               <w:rPr>
@@ -1225,7 +1376,7 @@
         </w:tc>
         <w:tc>
           <w:tcPr>
-            <w:tcW w:w="4838" w:type="dxa"/>
+            <w:tcW w:w="4899" w:type="dxa"/>
             <w:vAlign w:val="center"/>
           </w:tcPr>
           <w:p>
@@ -1246,13 +1397,13 @@
         </w:trPr>
         <w:tc>
           <w:tcPr>
-            <w:tcW w:w="3682" w:type="dxa"/>
+            <w:tcW w:w="3397" w:type="dxa"/>
             <w:vAlign w:val="center"/>
           </w:tcPr>
           <w:p>
             <w:pPr>
               <w:spacing w:line="360" w:lineRule="auto"/>
-              <w:jc w:val="center"/>
+              <w:jc w:val="left"/>
               <w:rPr>
                 <w:rFonts w:ascii="微软雅黑" w:eastAsia="微软雅黑" w:hAnsi="微软雅黑" w:cstheme="minorEastAsia" w:hint="eastAsia"/>
                 <w:szCs w:val="21"/>
@@ -1265,6 +1416,13 @@
               </w:rPr>
               <w:t>*</w:t>
             </w:r>
+            <w:r>
+              <w:rPr>
+                <w:rFonts w:ascii="微软雅黑" w:eastAsia="微软雅黑" w:hAnsi="微软雅黑" w:cstheme="minorEastAsia" w:hint="eastAsia"/>
+                <w:szCs w:val="21"/>
+              </w:rPr>
+              <w:t xml:space="preserve"> </w:t>
+            </w:r>
             <w:proofErr w:type="gramStart"/>
             <w:r>
               <w:rPr>
@@ -1278,7 +1436,7 @@
         </w:tc>
         <w:tc>
           <w:tcPr>
-            <w:tcW w:w="4838" w:type="dxa"/>
+            <w:tcW w:w="4899" w:type="dxa"/>
             <w:vAlign w:val="center"/>
           </w:tcPr>
           <w:p>
@@ -1299,13 +1457,13 @@
         </w:trPr>
         <w:tc>
           <w:tcPr>
-            <w:tcW w:w="3682" w:type="dxa"/>
+            <w:tcW w:w="3397" w:type="dxa"/>
             <w:vAlign w:val="center"/>
           </w:tcPr>
           <w:p>
             <w:pPr>
               <w:spacing w:line="360" w:lineRule="auto"/>
-              <w:jc w:val="center"/>
+              <w:jc w:val="left"/>
               <w:rPr>
                 <w:rFonts w:ascii="微软雅黑" w:eastAsia="微软雅黑" w:hAnsi="微软雅黑" w:cstheme="minorEastAsia" w:hint="eastAsia"/>
                 <w:szCs w:val="21"/>
@@ -1318,6 +1476,13 @@
               </w:rPr>
               <w:t>*</w:t>
             </w:r>
+            <w:r>
+              <w:rPr>
+                <w:rFonts w:ascii="微软雅黑" w:eastAsia="微软雅黑" w:hAnsi="微软雅黑" w:cstheme="minorEastAsia" w:hint="eastAsia"/>
+                <w:szCs w:val="21"/>
+              </w:rPr>
+              <w:t xml:space="preserve"> </w:t>
+            </w:r>
             <w:proofErr w:type="gramStart"/>
             <w:r>
               <w:rPr>
@@ -1331,7 +1496,7 @@
         </w:tc>
         <w:tc>
           <w:tcPr>
-            <w:tcW w:w="4838" w:type="dxa"/>
+            <w:tcW w:w="4899" w:type="dxa"/>
             <w:vAlign w:val="center"/>
           </w:tcPr>
           <w:p>
@@ -1352,13 +1517,13 @@
         </w:trPr>
         <w:tc>
           <w:tcPr>
-            <w:tcW w:w="3682" w:type="dxa"/>
+            <w:tcW w:w="3397" w:type="dxa"/>
             <w:vAlign w:val="center"/>
           </w:tcPr>
           <w:p>
             <w:pPr>
               <w:spacing w:line="360" w:lineRule="auto"/>
-              <w:jc w:val="center"/>
+              <w:jc w:val="left"/>
               <w:rPr>
                 <w:rFonts w:ascii="微软雅黑" w:eastAsia="微软雅黑" w:hAnsi="微软雅黑" w:cstheme="minorEastAsia" w:hint="eastAsia"/>
                 <w:szCs w:val="21"/>
@@ -1371,6 +1536,13 @@
               </w:rPr>
               <w:t>*</w:t>
             </w:r>
+            <w:r>
+              <w:rPr>
+                <w:rFonts w:ascii="微软雅黑" w:eastAsia="微软雅黑" w:hAnsi="微软雅黑" w:cstheme="minorEastAsia" w:hint="eastAsia"/>
+                <w:szCs w:val="21"/>
+              </w:rPr>
+              <w:t xml:space="preserve"> </w:t>
+            </w:r>
             <w:proofErr w:type="gramStart"/>
             <w:r>
               <w:rPr>
@@ -1384,7 +1556,7 @@
         </w:tc>
         <w:tc>
           <w:tcPr>
-            <w:tcW w:w="4838" w:type="dxa"/>
+            <w:tcW w:w="4899" w:type="dxa"/>
             <w:vAlign w:val="center"/>
           </w:tcPr>
           <w:p>
@@ -1405,13 +1577,13 @@
         </w:trPr>
         <w:tc>
           <w:tcPr>
-            <w:tcW w:w="3682" w:type="dxa"/>
+            <w:tcW w:w="3397" w:type="dxa"/>
             <w:vAlign w:val="center"/>
           </w:tcPr>
           <w:p>
             <w:pPr>
               <w:spacing w:line="360" w:lineRule="auto"/>
-              <w:jc w:val="center"/>
+              <w:jc w:val="left"/>
               <w:rPr>
                 <w:rFonts w:ascii="微软雅黑" w:eastAsia="微软雅黑" w:hAnsi="微软雅黑" w:cstheme="minorEastAsia" w:hint="eastAsia"/>
                 <w:szCs w:val="21"/>
@@ -1424,6 +1596,13 @@
               </w:rPr>
               <w:t>*</w:t>
             </w:r>
+            <w:r>
+              <w:rPr>
+                <w:rFonts w:ascii="微软雅黑" w:eastAsia="微软雅黑" w:hAnsi="微软雅黑" w:cstheme="minorEastAsia" w:hint="eastAsia"/>
+                <w:szCs w:val="21"/>
+              </w:rPr>
+              <w:t xml:space="preserve"> </w:t>
+            </w:r>
             <w:proofErr w:type="gramStart"/>
             <w:r>
               <w:rPr>
@@ -1437,7 +1616,7 @@
         </w:tc>
         <w:tc>
           <w:tcPr>
-            <w:tcW w:w="4838" w:type="dxa"/>
+            <w:tcW w:w="4899" w:type="dxa"/>
             <w:vAlign w:val="center"/>
           </w:tcPr>
           <w:p>
@@ -1458,30 +1637,44 @@
         </w:trPr>
         <w:tc>
           <w:tcPr>
-            <w:tcW w:w="3682" w:type="dxa"/>
+            <w:tcW w:w="3397" w:type="dxa"/>
             <w:vAlign w:val="center"/>
           </w:tcPr>
           <w:p>
             <w:pPr>
               <w:spacing w:line="360" w:lineRule="auto"/>
-              <w:jc w:val="center"/>
-              <w:rPr>
-                <w:rFonts w:ascii="微软雅黑" w:eastAsia="微软雅黑" w:hAnsi="微软雅黑" w:cstheme="minorEastAsia" w:hint="eastAsia"/>
-                <w:szCs w:val="21"/>
-              </w:rPr>
-            </w:pPr>
-            <w:r>
-              <w:rPr>
-                <w:rFonts w:ascii="微软雅黑" w:eastAsia="微软雅黑" w:hAnsi="微软雅黑" w:cstheme="minorEastAsia" w:hint="eastAsia"/>
-                <w:szCs w:val="21"/>
-              </w:rPr>
-              <w:t>*发票类型</w:t>
-            </w:r>
-          </w:p>
-        </w:tc>
-        <w:tc>
-          <w:tcPr>
-            <w:tcW w:w="4838" w:type="dxa"/>
+              <w:jc w:val="left"/>
+              <w:rPr>
+                <w:rFonts w:ascii="微软雅黑" w:eastAsia="微软雅黑" w:hAnsi="微软雅黑" w:cstheme="minorEastAsia" w:hint="eastAsia"/>
+                <w:szCs w:val="21"/>
+              </w:rPr>
+            </w:pPr>
+            <w:r>
+              <w:rPr>
+                <w:rFonts w:ascii="微软雅黑" w:eastAsia="微软雅黑" w:hAnsi="微软雅黑" w:cstheme="minorEastAsia" w:hint="eastAsia"/>
+                <w:szCs w:val="21"/>
+              </w:rPr>
+              <w:t>*</w:t>
+            </w:r>
+            <w:r>
+              <w:rPr>
+                <w:rFonts w:ascii="微软雅黑" w:eastAsia="微软雅黑" w:hAnsi="微软雅黑" w:cstheme="minorEastAsia" w:hint="eastAsia"/>
+                <w:szCs w:val="21"/>
+              </w:rPr>
+              <w:t xml:space="preserve"> </w:t>
+            </w:r>
+            <w:r>
+              <w:rPr>
+                <w:rFonts w:ascii="微软雅黑" w:eastAsia="微软雅黑" w:hAnsi="微软雅黑" w:cstheme="minorEastAsia" w:hint="eastAsia"/>
+                <w:szCs w:val="21"/>
+              </w:rPr>
+              <w:t>发票类型</w:t>
+            </w:r>
+          </w:p>
+        </w:tc>
+        <w:tc>
+          <w:tcPr>
+            <w:tcW w:w="4899" w:type="dxa"/>
             <w:vAlign w:val="center"/>
           </w:tcPr>
           <w:p>
@@ -1509,30 +1702,44 @@
         </w:trPr>
         <w:tc>
           <w:tcPr>
-            <w:tcW w:w="3682" w:type="dxa"/>
+            <w:tcW w:w="3397" w:type="dxa"/>
             <w:vAlign w:val="center"/>
           </w:tcPr>
           <w:p>
             <w:pPr>
               <w:spacing w:line="360" w:lineRule="auto"/>
-              <w:jc w:val="center"/>
-              <w:rPr>
-                <w:rFonts w:ascii="微软雅黑" w:eastAsia="微软雅黑" w:hAnsi="微软雅黑" w:cstheme="minorEastAsia" w:hint="eastAsia"/>
-                <w:szCs w:val="21"/>
-              </w:rPr>
-            </w:pPr>
-            <w:r>
-              <w:rPr>
-                <w:rFonts w:ascii="微软雅黑" w:eastAsia="微软雅黑" w:hAnsi="微软雅黑" w:cstheme="minorEastAsia" w:hint="eastAsia"/>
-                <w:szCs w:val="21"/>
-              </w:rPr>
-              <w:t>*开票方式</w:t>
-            </w:r>
-          </w:p>
-        </w:tc>
-        <w:tc>
-          <w:tcPr>
-            <w:tcW w:w="4838" w:type="dxa"/>
+              <w:jc w:val="left"/>
+              <w:rPr>
+                <w:rFonts w:ascii="微软雅黑" w:eastAsia="微软雅黑" w:hAnsi="微软雅黑" w:cstheme="minorEastAsia" w:hint="eastAsia"/>
+                <w:szCs w:val="21"/>
+              </w:rPr>
+            </w:pPr>
+            <w:r>
+              <w:rPr>
+                <w:rFonts w:ascii="微软雅黑" w:eastAsia="微软雅黑" w:hAnsi="微软雅黑" w:cstheme="minorEastAsia" w:hint="eastAsia"/>
+                <w:szCs w:val="21"/>
+              </w:rPr>
+              <w:t>*</w:t>
+            </w:r>
+            <w:r>
+              <w:rPr>
+                <w:rFonts w:ascii="微软雅黑" w:eastAsia="微软雅黑" w:hAnsi="微软雅黑" w:cstheme="minorEastAsia" w:hint="eastAsia"/>
+                <w:szCs w:val="21"/>
+              </w:rPr>
+              <w:t xml:space="preserve"> </w:t>
+            </w:r>
+            <w:r>
+              <w:rPr>
+                <w:rFonts w:ascii="微软雅黑" w:eastAsia="微软雅黑" w:hAnsi="微软雅黑" w:cstheme="minorEastAsia" w:hint="eastAsia"/>
+                <w:szCs w:val="21"/>
+              </w:rPr>
+              <w:t>开票方式</w:t>
+            </w:r>
+          </w:p>
+        </w:tc>
+        <w:tc>
+          <w:tcPr>
+            <w:tcW w:w="4899" w:type="dxa"/>
             <w:vAlign w:val="center"/>
           </w:tcPr>
           <w:p>
@@ -1567,7 +1774,7 @@
         </w:trPr>
         <w:tc>
           <w:tcPr>
-            <w:tcW w:w="8520" w:type="dxa"/>
+            <w:tcW w:w="8296" w:type="dxa"/>
             <w:gridSpan w:val="2"/>
             <w:vAlign w:val="center"/>
           </w:tcPr>
@@ -2813,6 +3020,7 @@
     <w:rsid w:val="0041742A"/>
     <w:rsid w:val="004C508B"/>
     <w:rsid w:val="00C22B80"/>
+    <w:rsid w:val="00E772F1"/>
   </w:rsids>
   <m:mathPr>
     <m:mathFont m:val="Cambria Math"/>
